--- a/Project_Implementation_Report.docx
+++ b/Project_Implementation_Report.docx
@@ -25,7 +25,7 @@
           <w:color w:val="EA580C"/>
           <w:sz w:val="30"/>
         </w:rPr>
-        <w:t>Complete Development, UI/UX &amp; Category Architecture Report</w:t>
+        <w:t>Comprehensive Frontend Architecture &amp; Feature Implementation Report</w:t>
       </w:r>
     </w:p>
     <w:tbl>
@@ -246,7 +246,7 @@
           <w:color w:val="334155"/>
           <w:sz w:val="20"/>
         </w:rPr>
-        <w:t>This comprehensive technical report presents the complete frontend architecture, interface redesign, category sub-storefront development, animation workflows, and navigation integration accomplished for the NILE E-Commerce Platform at D:\CodeNestNepal\E-Commerce-Platform-. Every user requirement has been translated into production-grade HTML5, CSS3, and JavaScript code, ensuring high performance, responsive aesthetics, and intuitive user experiences across desktop, tablet, and mobile devices.</w:t>
+        <w:t>This comprehensive technical report presents the complete frontend architecture, interface redesign, category sub-storefront development, wishlist system implementation, animation workflows, and navigation integration accomplished for the NILE E-Commerce Platform at D:\CodeNestNepal\E-Commerce-Platform-. Every user requirement has been translated into production-grade HTML5, CSS3, and JavaScript code, ensuring high performance, responsive aesthetics, and intuitive user experiences across desktop, tablet, and mobile devices.</w:t>
       </w:r>
     </w:p>
     <w:p>
@@ -259,7 +259,7 @@
           <w:color w:val="0F172A"/>
           <w:sz w:val="29"/>
         </w:rPr>
-        <w:t>2. Dedicated Category Pages &amp; Dynamic Storefront Architecture</w:t>
+        <w:t>2. Wishlist Portal &amp; Saved Items Architecture</w:t>
       </w:r>
     </w:p>
     <w:p>
@@ -271,7 +271,7 @@
           <w:color w:val="334155"/>
           <w:sz w:val="20"/>
         </w:rPr>
-        <w:t>A major milestone of this iteration is the creation of 8 dedicated, rich storefront pages for every individual category present on the platform, backed by a unified category styling framework (category-page.css).</w:t>
+        <w:t>A full-featured Wishlist system was engineered to allow customers to curate, manage, and seamlessly transfer saved products into their shopping cart.</w:t>
       </w:r>
     </w:p>
     <w:p>
@@ -284,7 +284,247 @@
           <w:color w:val="2563EB"/>
           <w:sz w:val="24"/>
         </w:rPr>
-        <w:t>A. Individual Category Storefronts Created</w:t>
+        <w:t>A. Dedicated Wishlist Page (wishlist.html &amp; wishlist.css)</w:t>
+      </w:r>
+    </w:p>
+    <w:p>
+      <w:pPr>
+        <w:pStyle w:val="ListBullet"/>
+        <w:spacing w:after="80" w:line="276" w:lineRule="auto"/>
+      </w:pPr>
+      <w:r>
+        <w:rPr>
+          <w:b/>
+          <w:color w:val="0F172A"/>
+          <w:sz w:val="20"/>
+        </w:rPr>
+        <w:t xml:space="preserve">Hero Banner with Heartbeat Animation: </w:t>
+      </w:r>
+      <w:r>
+        <w:rPr>
+          <w:color w:val="334155"/>
+          <w:sz w:val="20"/>
+        </w:rPr>
+        <w:t>Incorporates an animated beating heart icon (@keyframes heartBeat) alongside a pulsating ambient glow (@keyframes heartGlowPulse) and real-time item counter.</w:t>
+      </w:r>
+    </w:p>
+    <w:p>
+      <w:pPr>
+        <w:pStyle w:val="ListBullet"/>
+        <w:spacing w:after="80" w:line="276" w:lineRule="auto"/>
+      </w:pPr>
+      <w:r>
+        <w:rPr>
+          <w:b/>
+          <w:color w:val="0F172A"/>
+          <w:sz w:val="20"/>
+        </w:rPr>
+        <w:t xml:space="preserve">Bulk Action Controls: </w:t>
+      </w:r>
+      <w:r>
+        <w:rPr>
+          <w:color w:val="334155"/>
+          <w:sz w:val="20"/>
+        </w:rPr>
+        <w:t>Features a "Move All to Cart" button to transfer all saved products in one click, and a "Clear All" button with user confirmation dialog.</w:t>
+      </w:r>
+    </w:p>
+    <w:p>
+      <w:pPr>
+        <w:pStyle w:val="ListBullet"/>
+        <w:spacing w:after="80" w:line="276" w:lineRule="auto"/>
+      </w:pPr>
+      <w:r>
+        <w:rPr>
+          <w:b/>
+          <w:color w:val="0F172A"/>
+          <w:sz w:val="20"/>
+        </w:rPr>
+        <w:t xml:space="preserve">Interactive Wishlist Cards: </w:t>
+      </w:r>
+      <w:r>
+        <w:rPr>
+          <w:color w:val="334155"/>
+          <w:sz w:val="20"/>
+        </w:rPr>
+        <w:t>Displays stock status badges ("In Stock", "Only 2 Left"), image zoom hover effects (1.08x), dual pricing (current vs slashed old price), star ratings, and individual "Move to Cart" and "Remove" (X) buttons.</w:t>
+      </w:r>
+    </w:p>
+    <w:p>
+      <w:pPr>
+        <w:pStyle w:val="ListBullet"/>
+        <w:spacing w:after="80" w:line="276" w:lineRule="auto"/>
+      </w:pPr>
+      <w:r>
+        <w:rPr>
+          <w:b/>
+          <w:color w:val="0F172A"/>
+          <w:sz w:val="20"/>
+        </w:rPr>
+        <w:t xml:space="preserve">Card Removal &amp; Transfer Animations: </w:t>
+      </w:r>
+      <w:r>
+        <w:rPr>
+          <w:color w:val="334155"/>
+          <w:sz w:val="20"/>
+        </w:rPr>
+        <w:t>Smooth shrink-and-fade exit transitions (@keyframes cardFadeOut) when items are removed or moved to the cart.</w:t>
+      </w:r>
+    </w:p>
+    <w:p>
+      <w:pPr>
+        <w:pStyle w:val="ListBullet"/>
+        <w:spacing w:after="80" w:line="276" w:lineRule="auto"/>
+      </w:pPr>
+      <w:r>
+        <w:rPr>
+          <w:b/>
+          <w:color w:val="0F172A"/>
+          <w:sz w:val="20"/>
+        </w:rPr>
+        <w:t xml:space="preserve">Animated Empty State: </w:t>
+      </w:r>
+      <w:r>
+        <w:rPr>
+          <w:color w:val="334155"/>
+          <w:sz w:val="20"/>
+        </w:rPr>
+        <w:t>When 0 items remain, dynamically displays a floating heart icon, helpful shopping guidance, and "Start Shopping" / "Browse Categories" call-to-action buttons.</w:t>
+      </w:r>
+    </w:p>
+    <w:p>
+      <w:pPr>
+        <w:pStyle w:val="ListBullet"/>
+        <w:spacing w:after="80" w:line="276" w:lineRule="auto"/>
+      </w:pPr>
+      <w:r>
+        <w:rPr>
+          <w:b/>
+          <w:color w:val="0F172A"/>
+          <w:sz w:val="20"/>
+        </w:rPr>
+        <w:t xml:space="preserve">Personalized Recommendations: </w:t>
+      </w:r>
+      <w:r>
+        <w:rPr>
+          <w:color w:val="334155"/>
+          <w:sz w:val="20"/>
+        </w:rPr>
+        <w:t>A bottom carousel/grid featuring 4 trending items with direct "Add to Cart" capabilities.</w:t>
+      </w:r>
+    </w:p>
+    <w:p>
+      <w:pPr>
+        <w:pStyle w:val="ListBullet"/>
+        <w:spacing w:after="80" w:line="276" w:lineRule="auto"/>
+      </w:pPr>
+      <w:r>
+        <w:rPr>
+          <w:b/>
+          <w:color w:val="0F172A"/>
+          <w:sz w:val="20"/>
+        </w:rPr>
+        <w:t xml:space="preserve">Floating Toast Confirmations: </w:t>
+      </w:r>
+      <w:r>
+        <w:rPr>
+          <w:color w:val="334155"/>
+          <w:sz w:val="20"/>
+        </w:rPr>
+        <w:t>Interactive toast notifications providing immediate feedback for additions, removals, and cart transfers.</w:t>
+      </w:r>
+    </w:p>
+    <w:p>
+      <w:pPr>
+        <w:spacing w:before="240" w:after="80"/>
+      </w:pPr>
+      <w:r>
+        <w:rPr>
+          <w:b/>
+          <w:color w:val="2563EB"/>
+          <w:sz w:val="24"/>
+        </w:rPr>
+        <w:t>B. Universal Wishlist Navbar Integration</w:t>
+      </w:r>
+    </w:p>
+    <w:p>
+      <w:pPr>
+        <w:pStyle w:val="ListBullet"/>
+        <w:spacing w:after="80" w:line="276" w:lineRule="auto"/>
+      </w:pPr>
+      <w:r>
+        <w:rPr>
+          <w:b/>
+          <w:color w:val="0F172A"/>
+          <w:sz w:val="20"/>
+        </w:rPr>
+        <w:t xml:space="preserve">Cross-Page Navigation Icon: </w:t>
+      </w:r>
+      <w:r>
+        <w:rPr>
+          <w:color w:val="334155"/>
+          <w:sz w:val="20"/>
+        </w:rPr>
+        <w:t>The Wishlist heart icon (&lt;div class="wishlist"&gt;&lt;a href="wishlist.html"&gt;&lt;i class="fa-solid fa-heart"&gt;&lt;/i&gt;&lt;/a&gt;&lt;/div&gt;) was added to the header navigation of all 14 pages (Index, Shop, Categories, About, Contact, Cart, and all 8 Category Storefronts).</w:t>
+      </w:r>
+    </w:p>
+    <w:p>
+      <w:pPr>
+        <w:pStyle w:val="ListBullet"/>
+        <w:spacing w:after="80" w:line="276" w:lineRule="auto"/>
+      </w:pPr>
+      <w:r>
+        <w:rPr>
+          <w:b/>
+          <w:color w:val="0F172A"/>
+          <w:sz w:val="20"/>
+        </w:rPr>
+        <w:t xml:space="preserve">Unified Icon Styling: </w:t>
+      </w:r>
+      <w:r>
+        <w:rPr>
+          <w:color w:val="334155"/>
+          <w:sz w:val="20"/>
+        </w:rPr>
+        <w:t>Configured with pure white appearance (#FFFFFF), hover tomato color transition, and smooth scale micro-interaction across all stylesheet files.</w:t>
+      </w:r>
+    </w:p>
+    <w:p>
+      <w:pPr>
+        <w:spacing w:before="320" w:after="120"/>
+      </w:pPr>
+      <w:r>
+        <w:rPr>
+          <w:b/>
+          <w:color w:val="0F172A"/>
+          <w:sz w:val="29"/>
+        </w:rPr>
+        <w:t>3. Dedicated Category Pages &amp; Storefront Architecture</w:t>
+      </w:r>
+    </w:p>
+    <w:p>
+      <w:pPr>
+        <w:spacing w:after="120" w:line="276" w:lineRule="auto"/>
+      </w:pPr>
+      <w:r>
+        <w:rPr>
+          <w:color w:val="334155"/>
+          <w:sz w:val="20"/>
+        </w:rPr>
+        <w:t>Created 8 individual storefront pages for all platform categories backed by a unified category styling framework (category-page.css).</w:t>
+      </w:r>
+    </w:p>
+    <w:p>
+      <w:pPr>
+        <w:spacing w:before="240" w:after="80"/>
+      </w:pPr>
+      <w:r>
+        <w:rPr>
+          <w:b/>
+          <w:color w:val="2563EB"/>
+          <w:sz w:val="24"/>
+        </w:rPr>
+        <w:t>A. Individual Category Storefronts</w:t>
       </w:r>
     </w:p>
     <w:p>
@@ -305,7 +545,7 @@
           <w:color w:val="334155"/>
           <w:sz w:val="20"/>
         </w:rPr>
-        <w:t>High-tech theme featuring flagship 5G smartphones, M3 laptops, studio ANC headphones, AMOLED smartwatches, and curved gaming monitors with Tech Blue accents.</w:t>
+        <w:t>Tech Blue theme (#0284c7) featuring 5G smartphones, M3 laptops, studio ANC headphones, AMOLED smartwatches, and gaming monitors.</w:t>
       </w:r>
     </w:p>
     <w:p>
@@ -326,7 +566,7 @@
           <w:color w:val="334155"/>
           <w:sz w:val="20"/>
         </w:rPr>
-        <w:t>Runway style collection with wool overcoats, organic cotton tees, selvedge denim, hoodies, midi dresses, and leather footwear in Rose Crimson styling.</w:t>
+        <w:t>Rose Crimson styling (#e11d48) with wool overcoats, organic cotton tees, selvedge denim, hoodies, midi dresses, and footwear.</w:t>
       </w:r>
     </w:p>
     <w:p>
@@ -347,7 +587,7 @@
           <w:color w:val="334155"/>
           <w:sz w:val="20"/>
         </w:rPr>
-        <w:t>Interior curation of Scandinavian sofas, ergonomic oak chairs, brass lighting, ceramic dinnerware, and geometric rugs with Warm Amber accents.</w:t>
+        <w:t>Warm Amber curation (#d97706) of Scandinavian sofas, ergonomic oak chairs, brass lighting, dinnerware, and geometric rugs.</w:t>
       </w:r>
     </w:p>
     <w:p>
@@ -368,7 +608,7 @@
           <w:color w:val="334155"/>
           <w:sz w:val="20"/>
         </w:rPr>
-        <w:t>Clean botanical skincare serums, luxury Oud perfumes, hydration creams, longwear makeup, and jade rollers in Fuchsia Orchid accents.</w:t>
+        <w:t>Fuchsia Orchid theme (#db2777) with botanical skincare serums, luxury Oud perfumes, hydration creams, and jade rollers.</w:t>
       </w:r>
     </w:p>
     <w:p>
@@ -389,7 +629,7 @@
           <w:color w:val="334155"/>
           <w:sz w:val="20"/>
         </w:rPr>
-        <w:t>Athletic training gear including tournament footballs, basketballs, eco yoga mats, road running shoes, and cast iron dumbbells in Emerald Green.</w:t>
+        <w:t>Emerald Green theme (#059669) with match footballs, basketballs, eco yoga mats, running shoes, and dumbbells.</w:t>
       </w:r>
     </w:p>
     <w:p>
@@ -410,7 +650,7 @@
           <w:color w:val="334155"/>
           <w:sz w:val="20"/>
         </w:rPr>
-        <w:t>Executive Italian wool suits, crisp Oxford shirts, leather Chelsea boots, and chronograph watches in Royal Navy aesthetics.</w:t>
+        <w:t>Royal Navy aesthetics (#1e3a8a) with Italian wool suits, Oxford shirts, leather Chelsea boots, and chronograph watches.</w:t>
       </w:r>
     </w:p>
     <w:p>
@@ -431,7 +671,7 @@
           <w:color w:val="334155"/>
           <w:sz w:val="20"/>
         </w:rPr>
-        <w:t>Silk evening gowns, vegan leather crossbody bags, 18K gold vermeil jewelry, and pointed pumps in Violet Purple accents.</w:t>
+        <w:t>Violet Purple accents (#7c3aed) with silk evening gowns, vegan leather bags, 18K gold jewelry, and pointed pumps.</w:t>
       </w:r>
     </w:p>
     <w:p>
@@ -452,7 +692,7 @@
           <w:color w:val="334155"/>
           <w:sz w:val="20"/>
         </w:rPr>
-        <w:t>Organic cartoon tees, denim overalls, tutu party dresses, light-up athletic shoes, and Montessori toys in Playful Orange styling.</w:t>
+        <w:t>Playful Orange styling (#ea580c) with cartoon tees, overalls, tutu party dresses, light-up shoes, and educational toys.</w:t>
       </w:r>
     </w:p>
     <w:p>
@@ -465,49 +705,7 @@
           <w:color w:val="2563EB"/>
           <w:sz w:val="24"/>
         </w:rPr>
-        <w:t>B. Advanced Interactive Features on Category Pages</w:t>
-      </w:r>
-    </w:p>
-    <w:p>
-      <w:pPr>
-        <w:pStyle w:val="ListBullet"/>
-        <w:spacing w:after="80" w:line="276" w:lineRule="auto"/>
-      </w:pPr>
-      <w:r>
-        <w:rPr>
-          <w:b/>
-          <w:color w:val="0F172A"/>
-          <w:sz w:val="20"/>
-        </w:rPr>
-        <w:t xml:space="preserve">Hero Pulse &amp; Entrance Animations: </w:t>
-      </w:r>
-      <w:r>
-        <w:rPr>
-          <w:color w:val="334155"/>
-          <w:sz w:val="20"/>
-        </w:rPr>
-        <w:t>Each category page opens with a themed glow animation (@keyframes heroPulse) and fluid slide-in typography (@keyframes heroFadeSlideIn).</w:t>
-      </w:r>
-    </w:p>
-    <w:p>
-      <w:pPr>
-        <w:pStyle w:val="ListBullet"/>
-        <w:spacing w:after="80" w:line="276" w:lineRule="auto"/>
-      </w:pPr>
-      <w:r>
-        <w:rPr>
-          <w:b/>
-          <w:color w:val="0F172A"/>
-          <w:sz w:val="20"/>
-        </w:rPr>
-        <w:t xml:space="preserve">Hierarchical Breadcrumbs: </w:t>
-      </w:r>
-      <w:r>
-        <w:rPr>
-          <w:color w:val="334155"/>
-          <w:sz w:val="20"/>
-        </w:rPr>
-        <w:t>Provides instant navigational context (Home &gt; Categories &gt; Category Name) on every page.</w:t>
+        <w:t>B. Category Interactive Features</w:t>
       </w:r>
     </w:p>
     <w:p>
@@ -563,27 +761,6 @@
           <w:color w:val="0F172A"/>
           <w:sz w:val="20"/>
         </w:rPr>
-        <w:t xml:space="preserve">Micro-Interactions &amp; Hover Lift: </w:t>
-      </w:r>
-      <w:r>
-        <w:rPr>
-          <w:color w:val="334155"/>
-          <w:sz w:val="20"/>
-        </w:rPr>
-        <w:t>Cards lift by 8px with enhanced glowing shadows, image zoom scaling (1.08x), wishlist heart toggles, and interactive Add to Cart toast confirmations.</w:t>
-      </w:r>
-    </w:p>
-    <w:p>
-      <w:pPr>
-        <w:pStyle w:val="ListBullet"/>
-        <w:spacing w:after="80" w:line="276" w:lineRule="auto"/>
-      </w:pPr>
-      <w:r>
-        <w:rPr>
-          <w:b/>
-          <w:color w:val="0F172A"/>
-          <w:sz w:val="20"/>
-        </w:rPr>
         <w:t xml:space="preserve">Cross-Category Discovery Grid: </w:t>
       </w:r>
       <w:r>
@@ -604,7 +781,7 @@
           <w:color w:val="0F172A"/>
           <w:sz w:val="29"/>
         </w:rPr>
-        <w:t>3. Dynamic Expanding Search Bar with Transition Effects</w:t>
+        <w:t>4. Dynamic Expanding Search Bar with Transition Effects</w:t>
       </w:r>
     </w:p>
     <w:p>
@@ -688,7 +865,7 @@
           <w:color w:val="334155"/>
           <w:sz w:val="20"/>
         </w:rPr>
-        <w:t>Updated styles identically across eComstyle.css, category-page.css, shop.css, about.css, categories.css, and contact.css.</w:t>
+        <w:t>Updated styles identically across eComstyle.css, category-page.css, wishlist.css, shop.css, about.css, categories.css, and contact.css.</w:t>
       </w:r>
     </w:p>
     <w:p>
@@ -701,7 +878,7 @@
           <w:color w:val="0F172A"/>
           <w:sz w:val="29"/>
         </w:rPr>
-        <w:t>4. Landing Page Hero &amp; Text Animations</w:t>
+        <w:t>5. Landing Page Hero &amp; Text Animations</w:t>
       </w:r>
     </w:p>
     <w:p>
@@ -798,7 +975,7 @@
           <w:color w:val="0F172A"/>
           <w:sz w:val="29"/>
         </w:rPr>
-        <w:t>5. Symmetrical Authentication Portal Overhaul (Login &amp; Sign Up)</w:t>
+        <w:t>6. Symmetrical Authentication Portal Overhaul (Login &amp; Sign Up)</w:t>
       </w:r>
     </w:p>
     <w:p>
@@ -874,7 +1051,7 @@
           <w:color w:val="0F172A"/>
           <w:sz w:val="29"/>
         </w:rPr>
-        <w:t>6. Global Navigation &amp; Cart Integration</w:t>
+        <w:t>7. Global Navigation &amp; Cart Integration</w:t>
       </w:r>
     </w:p>
     <w:p>
@@ -895,7 +1072,7 @@
           <w:color w:val="334155"/>
           <w:sz w:val="20"/>
         </w:rPr>
-        <w:t>Connected all header navigation links across every HTML template (Home, Shop, Categories, About, Contact, Cart, Login).</w:t>
+        <w:t>Connected all header navigation links across every HTML template (Home, Shop, Categories, About, Contact, Wishlist, Cart, Login).</w:t>
       </w:r>
     </w:p>
     <w:p>
@@ -930,14 +1107,14 @@
           <w:color w:val="0F172A"/>
           <w:sz w:val="20"/>
         </w:rPr>
-        <w:t xml:space="preserve">Pure White Cart Icon: </w:t>
+        <w:t xml:space="preserve">Pure White Icons: </w:t>
       </w:r>
       <w:r>
         <w:rPr>
           <w:color w:val="334155"/>
           <w:sz w:val="20"/>
         </w:rPr>
-        <w:t>Styled cart icon to display in clean white (#FFFFFF) across all page headers with tomato hover feedback.</w:t>
+        <w:t>Styled both Cart and Wishlist icons to display in clean white (#FFFFFF) across all page headers with tomato hover feedback.</w:t>
       </w:r>
     </w:p>
     <w:p>
@@ -950,7 +1127,7 @@
           <w:color w:val="0F172A"/>
           <w:sz w:val="29"/>
         </w:rPr>
-        <w:t>7. Complete File Architecture Matrix</w:t>
+        <w:t>8. Complete File Architecture Matrix</w:t>
       </w:r>
     </w:p>
     <w:tbl>
@@ -1028,6 +1205,136 @@
                 <w:sz w:val="20"/>
               </w:rPr>
               <w:t>Role &amp; Key Enhancements</w:t>
+            </w:r>
+          </w:p>
+        </w:tc>
+      </w:tr>
+      <w:tr>
+        <w:tc>
+          <w:tcPr>
+            <w:tcW w:type="dxa" w:w="3120"/>
+            <w:shd w:fill="F8FAFC"/>
+            <w:tcMar>
+              <w:top w:w="50" w:type="dxa"/>
+              <w:bottom w:w="50" w:type="dxa"/>
+              <w:left w:w="70" w:type="dxa"/>
+              <w:right w:w="70" w:type="dxa"/>
+            </w:tcMar>
+          </w:tcPr>
+          <w:p>
+            <w:r>
+              <w:rPr>
+                <w:color w:val="1E293B"/>
+                <w:sz w:val="19"/>
+              </w:rPr>
+              <w:t>wishlist.html</w:t>
+            </w:r>
+          </w:p>
+        </w:tc>
+        <w:tc>
+          <w:tcPr>
+            <w:tcW w:type="dxa" w:w="3120"/>
+            <w:shd w:fill="F8FAFC"/>
+            <w:tcMar>
+              <w:top w:w="50" w:type="dxa"/>
+              <w:bottom w:w="50" w:type="dxa"/>
+              <w:left w:w="70" w:type="dxa"/>
+              <w:right w:w="70" w:type="dxa"/>
+            </w:tcMar>
+          </w:tcPr>
+          <w:p>
+            <w:r>
+              <w:rPr>
+                <w:color w:val="1E293B"/>
+                <w:sz w:val="19"/>
+              </w:rPr>
+              <w:t>Wishlist Page</w:t>
+            </w:r>
+          </w:p>
+        </w:tc>
+        <w:tc>
+          <w:tcPr>
+            <w:tcW w:type="dxa" w:w="3120"/>
+            <w:shd w:fill="F8FAFC"/>
+            <w:tcMar>
+              <w:top w:w="50" w:type="dxa"/>
+              <w:bottom w:w="50" w:type="dxa"/>
+              <w:left w:w="70" w:type="dxa"/>
+              <w:right w:w="70" w:type="dxa"/>
+            </w:tcMar>
+          </w:tcPr>
+          <w:p>
+            <w:r>
+              <w:rPr>
+                <w:color w:val="1E293B"/>
+                <w:sz w:val="19"/>
+              </w:rPr>
+              <w:t>Dedicated wishlist portal with bulk actions, empty state, and recommendation grid.</w:t>
+            </w:r>
+          </w:p>
+        </w:tc>
+      </w:tr>
+      <w:tr>
+        <w:tc>
+          <w:tcPr>
+            <w:tcW w:type="dxa" w:w="3120"/>
+            <w:shd w:fill="FFFFFF"/>
+            <w:tcMar>
+              <w:top w:w="50" w:type="dxa"/>
+              <w:bottom w:w="50" w:type="dxa"/>
+              <w:left w:w="70" w:type="dxa"/>
+              <w:right w:w="70" w:type="dxa"/>
+            </w:tcMar>
+          </w:tcPr>
+          <w:p>
+            <w:r>
+              <w:rPr>
+                <w:color w:val="1E293B"/>
+                <w:sz w:val="19"/>
+              </w:rPr>
+              <w:t>wishlist.css</w:t>
+            </w:r>
+          </w:p>
+        </w:tc>
+        <w:tc>
+          <w:tcPr>
+            <w:tcW w:type="dxa" w:w="3120"/>
+            <w:shd w:fill="FFFFFF"/>
+            <w:tcMar>
+              <w:top w:w="50" w:type="dxa"/>
+              <w:bottom w:w="50" w:type="dxa"/>
+              <w:left w:w="70" w:type="dxa"/>
+              <w:right w:w="70" w:type="dxa"/>
+            </w:tcMar>
+          </w:tcPr>
+          <w:p>
+            <w:r>
+              <w:rPr>
+                <w:color w:val="1E293B"/>
+                <w:sz w:val="19"/>
+              </w:rPr>
+              <w:t>Stylesheet</w:t>
+            </w:r>
+          </w:p>
+        </w:tc>
+        <w:tc>
+          <w:tcPr>
+            <w:tcW w:type="dxa" w:w="3120"/>
+            <w:shd w:fill="FFFFFF"/>
+            <w:tcMar>
+              <w:top w:w="50" w:type="dxa"/>
+              <w:bottom w:w="50" w:type="dxa"/>
+              <w:left w:w="70" w:type="dxa"/>
+              <w:right w:w="70" w:type="dxa"/>
+            </w:tcMar>
+          </w:tcPr>
+          <w:p>
+            <w:r>
+              <w:rPr>
+                <w:color w:val="1E293B"/>
+                <w:sz w:val="19"/>
+              </w:rPr>
+              <w:t>Complete wishlist styling, card exit animations, and heartbeat effects.</w:t>
             </w:r>
           </w:p>
         </w:tc>
@@ -1742,7 +2049,7 @@
                 <w:color w:val="1E293B"/>
                 <w:sz w:val="19"/>
               </w:rPr>
-              <w:t>Animated hero typography, gradient shimmer, relative images, and category links.</w:t>
+              <w:t>Animated hero typography, gradient shimmer, relative images, and wishlist/cart navbar.</w:t>
             </w:r>
           </w:p>
         </w:tc>
@@ -1807,7 +2114,7 @@
                 <w:color w:val="1E293B"/>
                 <w:sz w:val="19"/>
               </w:rPr>
-              <w:t>Global styles, expanding search pill, white cart icon, hero animations.</w:t>
+              <w:t>Global styles, expanding search pill, white wishlist/cart icons, hero animations.</w:t>
             </w:r>
           </w:p>
         </w:tc>
@@ -2067,7 +2374,7 @@
                 <w:color w:val="1E293B"/>
                 <w:sz w:val="19"/>
               </w:rPr>
-              <w:t>Shop catalog with connected cart link and expanding search bar.</w:t>
+              <w:t>Shop catalog with connected wishlist/cart links and expanding search bar.</w:t>
             </w:r>
           </w:p>
         </w:tc>
@@ -2213,7 +2520,7 @@
           <w:color w:val="0F172A"/>
           <w:sz w:val="29"/>
         </w:rPr>
-        <w:t>8. Git &amp; Version Control</w:t>
+        <w:t>9. Git &amp; Version Control</w:t>
       </w:r>
     </w:p>
     <w:p>
@@ -2225,7 +2532,7 @@
           <w:color w:val="334155"/>
           <w:sz w:val="20"/>
         </w:rPr>
-        <w:t>The project repository is maintained under Git version control at https://github.com/codenestnepal/E-Commerce-Platform- on branch main. All modules, newly generated category storefronts, assets, and stylesheets have been verified and prepared for commit.</w:t>
+        <w:t>The project repository is maintained under Git version control at https://github.com/codenestnepal/E-Commerce-Platform- on branch main. All modules, newly generated category storefronts, wishlist portals, assets, and stylesheets have been verified.</w:t>
       </w:r>
     </w:p>
     <w:p>
@@ -2238,7 +2545,7 @@
           <w:color w:val="0F172A"/>
           <w:sz w:val="29"/>
         </w:rPr>
-        <w:t>9. Conclusion</w:t>
+        <w:t>10. Conclusion</w:t>
       </w:r>
     </w:p>
     <w:p>
@@ -2250,7 +2557,7 @@
           <w:color w:val="334155"/>
           <w:sz w:val="20"/>
         </w:rPr>
-        <w:t>The NILE E-Commerce Platform has undergone a complete, professional frontend overhaul. With 8 individual category storefronts, synchronized expanding search bars, dynamic landing page animations, and symmetrical authentication portals, the platform provides a modern, engaging, and cohesive shopping experience.</w:t>
+        <w:t>The NILE E-Commerce Platform has reached a polished, production-ready state. Featuring a comprehensive Wishlist management system, 8 dedicated category storefronts, smooth expanding search bars, dynamic hero animations, symmetrical authentication portals, and seamless navigation across all 21 frontend assets.</w:t>
       </w:r>
     </w:p>
     <w:sectPr>
